--- a/algebra/DOCUMENTATION_INDEX.docx
+++ b/algebra/DOCUMENTATION_INDEX.docx
@@ -2,7 +2,7 @@
 <file path=word/document.xml><?xml version="1.0" encoding="utf-8"?>
 <w:document xmlns:w="http://schemas.openxmlformats.org/wordprocessingml/2006/main" xmlns:m="http://schemas.openxmlformats.org/officeDocument/2006/math" xmlns:r="http://schemas.openxmlformats.org/officeDocument/2006/relationships" xmlns:o="urn:schemas-microsoft-com:office:office" xmlns:v="urn:schemas-microsoft-com:vml" xmlns:w10="urn:schemas-microsoft-com:office:word" xmlns:a="http://schemas.openxmlformats.org/drawingml/2006/main" xmlns:pic="http://schemas.openxmlformats.org/drawingml/2006/picture" xmlns:wp="http://schemas.openxmlformats.org/drawingml/2006/wordprocessingDrawing">
   <w:body>
-    <w:bookmarkStart w:id="43" w:name="documentation-index"/>
+    <w:bookmarkStart w:id="45" w:name="documentation-index"/>
     <w:p>
       <w:pPr>
         <w:pStyle w:val="Heading1"/>
@@ -1402,7 +1402,7 @@
     </w:p>
     <w:bookmarkEnd w:id="31"/>
     <w:bookmarkEnd w:id="32"/>
-    <w:bookmarkStart w:id="37" w:name="vi.-physics-march-2026"/>
+    <w:bookmarkStart w:id="38" w:name="vi.-physics-march-2026"/>
     <w:p>
       <w:pPr>
         <w:pStyle w:val="Heading2"/>
@@ -1803,12 +1803,129 @@
       </w:r>
     </w:p>
     <w:bookmarkEnd w:id="35"/>
-    <w:bookmarkStart w:id="36" w:name="computational-codes"/>
+    <w:bookmarkStart w:id="36" w:name="Xc7eeab8b107718efb179fa948781c1849ddfd13"/>
     <w:p>
       <w:pPr>
         <w:pStyle w:val="Heading3"/>
       </w:pPr>
       <w:r>
+        <w:t xml:space="preserve">Part III: From Poinsot Geometry to Gravitational Waves</w:t>
+      </w:r>
+    </w:p>
+    <w:p>
+      <w:pPr>
+        <w:pStyle w:val="Compact"/>
+        <w:numPr>
+          <w:ilvl w:val="0"/>
+          <w:numId w:val="1022"/>
+        </w:numPr>
+      </w:pPr>
+      <w:r>
+        <w:rPr>
+          <w:b/>
+          <w:bCs/>
+        </w:rPr>
+        <w:t xml:space="preserve">Derived March 20-22, 2026</w:t>
+      </w:r>
+    </w:p>
+    <w:p>
+      <w:pPr>
+        <w:pStyle w:val="Compact"/>
+        <w:numPr>
+          <w:ilvl w:val="0"/>
+          <w:numId w:val="1022"/>
+        </w:numPr>
+      </w:pPr>
+      <w:r>
+        <w:rPr>
+          <w:b/>
+          <w:bCs/>
+        </w:rPr>
+        <w:t xml:space="preserve">Document:</w:t>
+      </w:r>
+      <w:r>
+        <w:t xml:space="preserve"> </w:t>
+      </w:r>
+      <w:r>
+        <w:rPr>
+          <w:rStyle w:val="VerbatimChar"/>
+        </w:rPr>
+        <w:t xml:space="preserve">paper/PAPER_III.md</w:t>
+      </w:r>
+    </w:p>
+    <w:p>
+      <w:pPr>
+        <w:pStyle w:val="Compact"/>
+        <w:numPr>
+          <w:ilvl w:val="0"/>
+          <w:numId w:val="1022"/>
+        </w:numPr>
+      </w:pPr>
+      <w:r>
+        <w:rPr>
+          <w:b/>
+          <w:bCs/>
+        </w:rPr>
+        <w:t xml:space="preserve">Content:</w:t>
+      </w:r>
+      <w:r>
+        <w:t xml:space="preserve"> </w:t>
+      </w:r>
+      <w:r>
+        <w:t xml:space="preserve">Single-cone framework, Poinsot ellipsoid evolution (exact fractions 7/6, 5/2, 13/2), braking → torsion → gravity, Bose-Einstein symmetry breaking, c₁/c₂ modulation (E/B modes), tensor-to-scalar ratio r = 1/169 (epoch-dependent), black hole ringdown Q = 13/4 (GW250114 retrodict 99.4%), LIGO IR1 predictions</w:t>
+      </w:r>
+    </w:p>
+    <w:p>
+      <w:pPr>
+        <w:pStyle w:val="Compact"/>
+        <w:numPr>
+          <w:ilvl w:val="0"/>
+          <w:numId w:val="1022"/>
+        </w:numPr>
+      </w:pPr>
+      <w:r>
+        <w:rPr>
+          <w:b/>
+          <w:bCs/>
+        </w:rPr>
+        <w:t xml:space="preserve">Key results:</w:t>
+      </w:r>
+      <w:r>
+        <w:t xml:space="preserve"> </w:t>
+      </w:r>
+      <w:r>
+        <w:t xml:space="preserve">9 new predictions (48 total), 6 new problems resolved (39 total)</w:t>
+      </w:r>
+    </w:p>
+    <w:p>
+      <w:pPr>
+        <w:pStyle w:val="Compact"/>
+        <w:numPr>
+          <w:ilvl w:val="0"/>
+          <w:numId w:val="1022"/>
+        </w:numPr>
+      </w:pPr>
+      <w:r>
+        <w:rPr>
+          <w:b/>
+          <w:bCs/>
+        </w:rPr>
+        <w:t xml:space="preserve">Status:</w:t>
+      </w:r>
+      <w:r>
+        <w:t xml:space="preserve"> </w:t>
+      </w:r>
+      <w:r>
+        <w:t xml:space="preserve">Complete paper (Part III)</w:t>
+      </w:r>
+    </w:p>
+    <w:bookmarkEnd w:id="36"/>
+    <w:bookmarkStart w:id="37" w:name="computational-codes"/>
+    <w:p>
+      <w:pPr>
+        <w:pStyle w:val="Heading3"/>
+      </w:pPr>
+      <w:r>
         <w:t xml:space="preserve">Computational Codes</w:t>
       </w:r>
     </w:p>
@@ -1817,7 +1934,7 @@
         <w:pStyle w:val="Compact"/>
         <w:numPr>
           <w:ilvl w:val="0"/>
-          <w:numId w:val="1022"/>
+          <w:numId w:val="1023"/>
         </w:numPr>
       </w:pPr>
       <w:r>
@@ -1848,7 +1965,7 @@
         <w:pStyle w:val="Compact"/>
         <w:numPr>
           <w:ilvl w:val="0"/>
-          <w:numId w:val="1022"/>
+          <w:numId w:val="1023"/>
         </w:numPr>
       </w:pPr>
       <w:r>
@@ -1862,15 +1979,25 @@
         <w:t xml:space="preserve"> </w:t>
       </w:r>
       <w:r>
-        <w:t xml:space="preserve">6 Python scripts (01-06_*.py) reproducing all Part I numerical results + JavaScript codes for dark sector, Maxwell, Schrödinger, experiments, and document generation</w:t>
-      </w:r>
-    </w:p>
-    <w:p>
-      <w:pPr>
-        <w:pStyle w:val="Compact"/>
-        <w:numPr>
-          <w:ilvl w:val="0"/>
-          <w:numId w:val="1022"/>
+        <w:t xml:space="preserve">01-06_</w:t>
+      </w:r>
+      <w:r>
+        <w:rPr>
+          <w:i/>
+          <w:iCs/>
+        </w:rPr>
+        <w:t xml:space="preserve">.py (Part I), compute_</w:t>
+      </w:r>
+      <w:r>
+        <w:t xml:space="preserve">.js (Part II), 07-17_*.py (Part III: Poinsot, braking, BH, GW, CMB, BE)</w:t>
+      </w:r>
+    </w:p>
+    <w:p>
+      <w:pPr>
+        <w:pStyle w:val="Compact"/>
+        <w:numPr>
+          <w:ilvl w:val="0"/>
+          <w:numId w:val="1023"/>
         </w:numPr>
       </w:pPr>
       <w:r>
@@ -1884,7 +2011,7 @@
         <w:t xml:space="preserve"> </w:t>
       </w:r>
       <w:r>
-        <w:t xml:space="preserve">Complete, self-contained</w:t>
+        <w:t xml:space="preserve">Complete, 23 codes total</w:t>
       </w:r>
     </w:p>
     <w:p>
@@ -1894,9 +2021,9 @@
         </w:pict>
       </w:r>
     </w:p>
-    <w:bookmarkEnd w:id="36"/>
     <w:bookmarkEnd w:id="37"/>
-    <w:bookmarkStart w:id="38" w:name="vii.-intellectual-chain"/>
+    <w:bookmarkEnd w:id="38"/>
+    <w:bookmarkStart w:id="39" w:name="vii.-intellectual-chain"/>
     <w:p>
       <w:pPr>
         <w:pStyle w:val="Heading2"/>
@@ -2023,9 +2150,27 @@
         </w:rPr>
         <w:t xml:space="preserve">Author + Part II (dark sector, Maxwell, Schrödinger, GR — 32 predictions, 33+ problems)</w:t>
       </w:r>
-    </w:p>
-    <w:bookmarkEnd w:id="38"/>
-    <w:bookmarkStart w:id="42" w:name="X27e3c1dd9261ec3964f1580aa279b7c171163db"/>
+      <w:r>
+        <w:br/>
+      </w:r>
+      <w:r>
+        <w:rPr>
+          <w:rStyle w:val="VerbatimChar"/>
+        </w:rPr>
+        <w:t xml:space="preserve">    ↓</w:t>
+      </w:r>
+      <w:r>
+        <w:br/>
+      </w:r>
+      <w:r>
+        <w:rPr>
+          <w:rStyle w:val="VerbatimChar"/>
+        </w:rPr>
+        <w:t xml:space="preserve">Author + Part III (Poinsot geometry, GW predictions — 48 predictions, 39 problems)</w:t>
+      </w:r>
+    </w:p>
+    <w:bookmarkEnd w:id="39"/>
+    <w:bookmarkStart w:id="44" w:name="X27e3c1dd9261ec3964f1580aa279b7c171163db"/>
     <w:p>
       <w:pPr>
         <w:pStyle w:val="Heading2"/>
@@ -2034,7 +2179,7 @@
         <w:t xml:space="preserve">VIII. WHAT THE AUTHOR CONTRIBUTED (original innovations)</w:t>
       </w:r>
     </w:p>
-    <w:bookmarkStart w:id="39" w:name="algebraic-layer-2024-2025"/>
+    <w:bookmarkStart w:id="40" w:name="algebraic-layer-2024-2025"/>
     <w:p>
       <w:pPr>
         <w:pStyle w:val="Heading3"/>
@@ -2048,7 +2193,7 @@
         <w:pStyle w:val="Compact"/>
         <w:numPr>
           <w:ilvl w:val="0"/>
-          <w:numId w:val="1023"/>
+          <w:numId w:val="1024"/>
         </w:numPr>
       </w:pPr>
       <w:r>
@@ -2070,7 +2215,7 @@
         <w:pStyle w:val="Compact"/>
         <w:numPr>
           <w:ilvl w:val="0"/>
-          <w:numId w:val="1023"/>
+          <w:numId w:val="1024"/>
         </w:numPr>
       </w:pPr>
       <w:r>
@@ -2092,7 +2237,7 @@
         <w:pStyle w:val="Compact"/>
         <w:numPr>
           <w:ilvl w:val="0"/>
-          <w:numId w:val="1023"/>
+          <w:numId w:val="1024"/>
         </w:numPr>
       </w:pPr>
       <w:r>
@@ -2114,7 +2259,7 @@
         <w:pStyle w:val="Compact"/>
         <w:numPr>
           <w:ilvl w:val="0"/>
-          <w:numId w:val="1023"/>
+          <w:numId w:val="1024"/>
         </w:numPr>
       </w:pPr>
       <w:r>
@@ -2131,8 +2276,8 @@
         <w:t xml:space="preserve">(fiber bundle interpretation of quantization)</w:t>
       </w:r>
     </w:p>
-    <w:bookmarkEnd w:id="39"/>
-    <w:bookmarkStart w:id="40" w:name="X73dab66ad22aa891baa64c76b97e86bc750d50f"/>
+    <w:bookmarkEnd w:id="40"/>
+    <w:bookmarkStart w:id="41" w:name="X73dab66ad22aa891baa64c76b97e86bc750d50f"/>
     <w:p>
       <w:pPr>
         <w:pStyle w:val="Heading3"/>
@@ -2146,7 +2291,7 @@
         <w:pStyle w:val="Compact"/>
         <w:numPr>
           <w:ilvl w:val="0"/>
-          <w:numId w:val="1024"/>
+          <w:numId w:val="1025"/>
         </w:numPr>
       </w:pPr>
       <w:r>
@@ -2162,7 +2307,7 @@
         <w:pStyle w:val="Compact"/>
         <w:numPr>
           <w:ilvl w:val="0"/>
-          <w:numId w:val="1024"/>
+          <w:numId w:val="1025"/>
         </w:numPr>
       </w:pPr>
       <w:r>
@@ -2184,7 +2329,7 @@
         <w:pStyle w:val="Compact"/>
         <w:numPr>
           <w:ilvl w:val="0"/>
-          <w:numId w:val="1024"/>
+          <w:numId w:val="1025"/>
         </w:numPr>
       </w:pPr>
       <w:r>
@@ -2206,7 +2351,7 @@
         <w:pStyle w:val="Compact"/>
         <w:numPr>
           <w:ilvl w:val="0"/>
-          <w:numId w:val="1024"/>
+          <w:numId w:val="1025"/>
         </w:numPr>
       </w:pPr>
       <w:r>
@@ -2228,7 +2373,7 @@
         <w:pStyle w:val="Compact"/>
         <w:numPr>
           <w:ilvl w:val="0"/>
-          <w:numId w:val="1024"/>
+          <w:numId w:val="1025"/>
         </w:numPr>
       </w:pPr>
       <w:r>
@@ -2244,7 +2389,7 @@
         <w:pStyle w:val="Compact"/>
         <w:numPr>
           <w:ilvl w:val="0"/>
-          <w:numId w:val="1024"/>
+          <w:numId w:val="1025"/>
         </w:numPr>
       </w:pPr>
       <w:r>
@@ -2266,7 +2411,7 @@
         <w:pStyle w:val="Compact"/>
         <w:numPr>
           <w:ilvl w:val="0"/>
-          <w:numId w:val="1024"/>
+          <w:numId w:val="1025"/>
         </w:numPr>
       </w:pPr>
       <w:r>
@@ -2288,7 +2433,7 @@
         <w:pStyle w:val="Compact"/>
         <w:numPr>
           <w:ilvl w:val="0"/>
-          <w:numId w:val="1024"/>
+          <w:numId w:val="1025"/>
         </w:numPr>
       </w:pPr>
       <w:r>
@@ -2310,7 +2455,7 @@
         <w:pStyle w:val="Compact"/>
         <w:numPr>
           <w:ilvl w:val="0"/>
-          <w:numId w:val="1024"/>
+          <w:numId w:val="1025"/>
         </w:numPr>
       </w:pPr>
       <w:r>
@@ -2332,7 +2477,7 @@
         <w:pStyle w:val="Compact"/>
         <w:numPr>
           <w:ilvl w:val="0"/>
-          <w:numId w:val="1024"/>
+          <w:numId w:val="1025"/>
         </w:numPr>
       </w:pPr>
       <w:r>
@@ -2349,8 +2494,8 @@
         <w:t xml:space="preserve">— epoch-dependent m_app(σ)</w:t>
       </w:r>
     </w:p>
-    <w:bookmarkEnd w:id="40"/>
-    <w:bookmarkStart w:id="41" w:name="X7326f2e3de428fa9ddea12e7897f45daa7e1487"/>
+    <w:bookmarkEnd w:id="41"/>
+    <w:bookmarkStart w:id="42" w:name="X7326f2e3de428fa9ddea12e7897f45daa7e1487"/>
     <w:p>
       <w:pPr>
         <w:pStyle w:val="Heading3"/>
@@ -2364,7 +2509,7 @@
         <w:pStyle w:val="Compact"/>
         <w:numPr>
           <w:ilvl w:val="0"/>
-          <w:numId w:val="1025"/>
+          <w:numId w:val="1026"/>
         </w:numPr>
       </w:pPr>
       <w:r>
@@ -2386,7 +2531,7 @@
         <w:pStyle w:val="Compact"/>
         <w:numPr>
           <w:ilvl w:val="0"/>
-          <w:numId w:val="1025"/>
+          <w:numId w:val="1026"/>
         </w:numPr>
       </w:pPr>
       <w:r>
@@ -2408,7 +2553,7 @@
         <w:pStyle w:val="Compact"/>
         <w:numPr>
           <w:ilvl w:val="0"/>
-          <w:numId w:val="1025"/>
+          <w:numId w:val="1026"/>
         </w:numPr>
       </w:pPr>
       <w:r>
@@ -2430,7 +2575,7 @@
         <w:pStyle w:val="Compact"/>
         <w:numPr>
           <w:ilvl w:val="0"/>
-          <w:numId w:val="1025"/>
+          <w:numId w:val="1026"/>
         </w:numPr>
       </w:pPr>
       <w:r>
@@ -2452,7 +2597,7 @@
         <w:pStyle w:val="Compact"/>
         <w:numPr>
           <w:ilvl w:val="0"/>
-          <w:numId w:val="1025"/>
+          <w:numId w:val="1026"/>
         </w:numPr>
       </w:pPr>
       <w:r>
@@ -2474,7 +2619,7 @@
         <w:pStyle w:val="Compact"/>
         <w:numPr>
           <w:ilvl w:val="0"/>
-          <w:numId w:val="1025"/>
+          <w:numId w:val="1026"/>
         </w:numPr>
       </w:pPr>
       <w:r>
@@ -2496,7 +2641,7 @@
         <w:pStyle w:val="Compact"/>
         <w:numPr>
           <w:ilvl w:val="0"/>
-          <w:numId w:val="1025"/>
+          <w:numId w:val="1026"/>
         </w:numPr>
       </w:pPr>
       <w:r>
@@ -2518,7 +2663,7 @@
         <w:pStyle w:val="Compact"/>
         <w:numPr>
           <w:ilvl w:val="0"/>
-          <w:numId w:val="1025"/>
+          <w:numId w:val="1026"/>
         </w:numPr>
       </w:pPr>
       <w:r>
@@ -2540,7 +2685,7 @@
         <w:pStyle w:val="Compact"/>
         <w:numPr>
           <w:ilvl w:val="0"/>
-          <w:numId w:val="1025"/>
+          <w:numId w:val="1026"/>
         </w:numPr>
       </w:pPr>
       <w:r>
@@ -2557,9 +2702,283 @@
         <w:t xml:space="preserve">— dark-visible suppression ε² ~ 5.6 × 10⁻¹⁰</w:t>
       </w:r>
     </w:p>
-    <w:bookmarkEnd w:id="41"/>
     <w:bookmarkEnd w:id="42"/>
+    <w:bookmarkStart w:id="43" w:name="X4316582faaef4e611af9147bde7fbdc43c4eb57"/>
+    <w:p>
+      <w:pPr>
+        <w:pStyle w:val="Heading3"/>
+      </w:pPr>
+      <w:r>
+        <w:t xml:space="preserve">Poinsot Geometry and Gravitational Waves (March 2026, Part III)</w:t>
+      </w:r>
+    </w:p>
+    <w:p>
+      <w:pPr>
+        <w:pStyle w:val="Compact"/>
+        <w:numPr>
+          <w:ilvl w:val="0"/>
+          <w:numId w:val="1027"/>
+        </w:numPr>
+      </w:pPr>
+      <w:r>
+        <w:rPr>
+          <w:b/>
+          <w:bCs/>
+        </w:rPr>
+        <w:t xml:space="preserve">Single-cone framework</w:t>
+      </w:r>
+      <w:r>
+        <w:t xml:space="preserve"> </w:t>
+      </w:r>
+      <w:r>
+        <w:t xml:space="preserve">— one cone, two hemispheres (simplifies Penrose two-twistor)</w:t>
+      </w:r>
+    </w:p>
+    <w:p>
+      <w:pPr>
+        <w:pStyle w:val="Compact"/>
+        <w:numPr>
+          <w:ilvl w:val="0"/>
+          <w:numId w:val="1027"/>
+        </w:numPr>
+      </w:pPr>
+      <w:r>
+        <w:rPr>
+          <w:b/>
+          <w:bCs/>
+        </w:rPr>
+        <w:t xml:space="preserve">Poinsot exact fractions</w:t>
+      </w:r>
+      <w:r>
+        <w:t xml:space="preserve"> </w:t>
+      </w:r>
+      <w:r>
+        <w:t xml:space="preserve">— I₁/I₃ = 7/6 (60°), 5/2 (45°), 13/2 (30°)</w:t>
+      </w:r>
+    </w:p>
+    <w:p>
+      <w:pPr>
+        <w:pStyle w:val="Compact"/>
+        <w:numPr>
+          <w:ilvl w:val="0"/>
+          <w:numId w:val="1027"/>
+        </w:numPr>
+      </w:pPr>
+      <w:r>
+        <w:rPr>
+          <w:b/>
+          <w:bCs/>
+        </w:rPr>
+        <w:t xml:space="preserve">Causality in (2,3)</w:t>
+      </w:r>
+      <w:r>
+        <w:t xml:space="preserve"> </w:t>
+      </w:r>
+      <w:r>
+        <w:t xml:space="preserve">— constraint prevents closed timelike curves (#34)</w:t>
+      </w:r>
+    </w:p>
+    <w:p>
+      <w:pPr>
+        <w:pStyle w:val="Compact"/>
+        <w:numPr>
+          <w:ilvl w:val="0"/>
+          <w:numId w:val="1027"/>
+        </w:numPr>
+      </w:pPr>
+      <w:r>
+        <w:rPr>
+          <w:b/>
+          <w:bCs/>
+        </w:rPr>
+        <w:t xml:space="preserve">Gravity from braking</w:t>
+      </w:r>
+      <w:r>
+        <w:t xml:space="preserve"> </w:t>
+      </w:r>
+      <w:r>
+        <w:t xml:space="preserve">— counter-rotation spin-down → torsion → gravitational field (#38)</w:t>
+      </w:r>
+    </w:p>
+    <w:p>
+      <w:pPr>
+        <w:pStyle w:val="Compact"/>
+        <w:numPr>
+          <w:ilvl w:val="0"/>
+          <w:numId w:val="1027"/>
+        </w:numPr>
+      </w:pPr>
+      <w:r>
+        <w:rPr>
+          <w:b/>
+          <w:bCs/>
+        </w:rPr>
+        <w:t xml:space="preserve">BE symmetry breaking</w:t>
+      </w:r>
+      <w:r>
+        <w:t xml:space="preserve"> </w:t>
+      </w:r>
+      <w:r>
+        <w:t xml:space="preserve">— P(perfect symmetry) = 0, event is thermodynamic necessity (#37)</w:t>
+      </w:r>
+    </w:p>
+    <w:p>
+      <w:pPr>
+        <w:pStyle w:val="Compact"/>
+        <w:numPr>
+          <w:ilvl w:val="0"/>
+          <w:numId w:val="1027"/>
+        </w:numPr>
+      </w:pPr>
+      <w:r>
+        <w:rPr>
+          <w:b/>
+          <w:bCs/>
+        </w:rPr>
+        <w:t xml:space="preserve">c₁/c₂ modulation</w:t>
+      </w:r>
+      <w:r>
+        <w:t xml:space="preserve"> </w:t>
+      </w:r>
+      <w:r>
+        <w:t xml:space="preserve">— E-mode and B-mode from two time vectors, E ⊥ B</w:t>
+      </w:r>
+    </w:p>
+    <w:p>
+      <w:pPr>
+        <w:pStyle w:val="Compact"/>
+        <w:numPr>
+          <w:ilvl w:val="0"/>
+          <w:numId w:val="1027"/>
+        </w:numPr>
+      </w:pPr>
+      <w:r>
+        <w:rPr>
+          <w:b/>
+          <w:bCs/>
+        </w:rPr>
+        <w:t xml:space="preserve">Tensor-to-scalar ratio</w:t>
+      </w:r>
+      <w:r>
+        <w:t xml:space="preserve"> </w:t>
+      </w:r>
+      <w:r>
+        <w:t xml:space="preserve">— r = 1/169 = 1/13², epoch-dependent (#42)</w:t>
+      </w:r>
+    </w:p>
+    <w:p>
+      <w:pPr>
+        <w:pStyle w:val="Compact"/>
+        <w:numPr>
+          <w:ilvl w:val="0"/>
+          <w:numId w:val="1027"/>
+        </w:numPr>
+      </w:pPr>
+      <w:r>
+        <w:rPr>
+          <w:b/>
+          <w:bCs/>
+        </w:rPr>
+        <w:t xml:space="preserve">BH ringdown Q-factor</w:t>
+      </w:r>
+      <w:r>
+        <w:t xml:space="preserve"> </w:t>
+      </w:r>
+      <w:r>
+        <w:t xml:space="preserve">— Q₂₂₀/Q₂₂₁ = 13/4 = 3.25, constant for all events (#45)</w:t>
+      </w:r>
+    </w:p>
+    <w:p>
+      <w:pPr>
+        <w:pStyle w:val="Compact"/>
+        <w:numPr>
+          <w:ilvl w:val="0"/>
+          <w:numId w:val="1027"/>
+        </w:numPr>
+      </w:pPr>
+      <w:r>
+        <w:rPr>
+          <w:b/>
+          <w:bCs/>
+        </w:rPr>
+        <w:t xml:space="preserve">GW250114 retrodict</w:t>
+      </w:r>
+      <w:r>
+        <w:t xml:space="preserve"> </w:t>
+      </w:r>
+      <w:r>
+        <w:t xml:space="preserve">— Q = 3.25 vs measured 3.231 (99.4%), spin = 0.707 vs 0.69 (97.6%)</w:t>
+      </w:r>
+    </w:p>
+    <w:p>
+      <w:pPr>
+        <w:pStyle w:val="Compact"/>
+        <w:numPr>
+          <w:ilvl w:val="0"/>
+          <w:numId w:val="1027"/>
+        </w:numPr>
+      </w:pPr>
+      <w:r>
+        <w:rPr>
+          <w:b/>
+          <w:bCs/>
+        </w:rPr>
+        <w:t xml:space="preserve">SMBH as precession snapshot</w:t>
+      </w:r>
+      <w:r>
+        <w:t xml:space="preserve"> </w:t>
+      </w:r>
+      <w:r>
+        <w:t xml:space="preserve">— not accreted objects, M-sigma from (I₃/I₁)² (#39)</w:t>
+      </w:r>
+    </w:p>
+    <w:p>
+      <w:pPr>
+        <w:pStyle w:val="Compact"/>
+        <w:numPr>
+          <w:ilvl w:val="0"/>
+          <w:numId w:val="1027"/>
+        </w:numPr>
+      </w:pPr>
+      <w:r>
+        <w:rPr>
+          <w:b/>
+          <w:bCs/>
+        </w:rPr>
+        <w:t xml:space="preserve">GW amplitude ceiling</w:t>
+      </w:r>
+      <w:r>
+        <w:t xml:space="preserve"> </w:t>
+      </w:r>
+      <w:r>
+        <w:t xml:space="preserve">— B_max = sin(30)·sin(π/13) = 0.120 (#48)</w:t>
+      </w:r>
+    </w:p>
+    <w:p>
+      <w:pPr>
+        <w:pStyle w:val="Compact"/>
+        <w:numPr>
+          <w:ilvl w:val="0"/>
+          <w:numId w:val="1027"/>
+        </w:numPr>
+      </w:pPr>
+      <w:r>
+        <w:rPr>
+          <w:b/>
+          <w:bCs/>
+        </w:rPr>
+        <w:t xml:space="preserve">IR1 prediction</w:t>
+      </w:r>
+      <w:r>
+        <w:t xml:space="preserve"> </w:t>
+      </w:r>
+      <w:r>
+        <w:t xml:space="preserve">— Q = 13/4 for all events, testable from Sept 2026, decisive by Jan 2027</w:t>
+      </w:r>
+    </w:p>
     <w:bookmarkEnd w:id="43"/>
+    <w:bookmarkEnd w:id="44"/>
+    <w:bookmarkEnd w:id="45"/>
     <w:sectPr>
       <w:footnotePr>
         <w:numRestart w:val="eachSect"/>
@@ -3020,6 +3439,91 @@
     </w:lvl>
     <w:lvl w:ilvl="8">
       <w:start w:val="15"/>
+      <w:numFmt w:val="decimal"/>
+      <w:lvlText w:val="%9."/>
+      <w:lvlJc w:val="left"/>
+      <w:pPr>
+        <w:ind w:left="6480" w:hanging="360"/>
+      </w:pPr>
+    </w:lvl>
+  </w:abstractNum>
+  <w:abstractNum w:abstractNumId="994124">
+    <w:nsid w:val="0A994124"/>
+    <w:multiLevelType w:val="multilevel"/>
+    <w:lvl w:ilvl="0">
+      <w:start w:val="24"/>
+      <w:numFmt w:val="decimal"/>
+      <w:lvlText w:val="%1."/>
+      <w:lvlJc w:val="left"/>
+      <w:pPr>
+        <w:ind w:left="720" w:hanging="360"/>
+      </w:pPr>
+    </w:lvl>
+    <w:lvl w:ilvl="1">
+      <w:start w:val="24"/>
+      <w:numFmt w:val="decimal"/>
+      <w:lvlText w:val="%2."/>
+      <w:lvlJc w:val="left"/>
+      <w:pPr>
+        <w:ind w:left="1440" w:hanging="360"/>
+      </w:pPr>
+    </w:lvl>
+    <w:lvl w:ilvl="2">
+      <w:start w:val="24"/>
+      <w:numFmt w:val="decimal"/>
+      <w:lvlText w:val="%3."/>
+      <w:lvlJc w:val="left"/>
+      <w:pPr>
+        <w:ind w:left="2160" w:hanging="360"/>
+      </w:pPr>
+    </w:lvl>
+    <w:lvl w:ilvl="3">
+      <w:start w:val="24"/>
+      <w:numFmt w:val="decimal"/>
+      <w:lvlText w:val="%4."/>
+      <w:lvlJc w:val="left"/>
+      <w:pPr>
+        <w:ind w:left="2880" w:hanging="360"/>
+      </w:pPr>
+    </w:lvl>
+    <w:lvl w:ilvl="4">
+      <w:start w:val="24"/>
+      <w:numFmt w:val="decimal"/>
+      <w:lvlText w:val="%5."/>
+      <w:lvlJc w:val="left"/>
+      <w:pPr>
+        <w:ind w:left="3600" w:hanging="360"/>
+      </w:pPr>
+    </w:lvl>
+    <w:lvl w:ilvl="5">
+      <w:start w:val="24"/>
+      <w:numFmt w:val="decimal"/>
+      <w:lvlText w:val="%6."/>
+      <w:lvlJc w:val="left"/>
+      <w:pPr>
+        <w:ind w:left="4320" w:hanging="360"/>
+      </w:pPr>
+    </w:lvl>
+    <w:lvl w:ilvl="6">
+      <w:start w:val="24"/>
+      <w:numFmt w:val="decimal"/>
+      <w:lvlText w:val="%7."/>
+      <w:lvlJc w:val="left"/>
+      <w:pPr>
+        <w:ind w:left="5040" w:hanging="360"/>
+      </w:pPr>
+    </w:lvl>
+    <w:lvl w:ilvl="7">
+      <w:start w:val="24"/>
+      <w:numFmt w:val="decimal"/>
+      <w:lvlText w:val="%8."/>
+      <w:lvlJc w:val="left"/>
+      <w:pPr>
+        <w:ind w:left="5760" w:hanging="360"/>
+      </w:pPr>
+    </w:lvl>
+    <w:lvl w:ilvl="8">
+      <w:start w:val="24"/>
       <w:numFmt w:val="decimal"/>
       <w:lvlText w:val="%9."/>
       <w:lvlJc w:val="left"/>
@@ -3098,6 +3602,9 @@
     <w:abstractNumId w:val="991"/>
   </w:num>
   <w:num w:numId="1023">
+    <w:abstractNumId w:val="991"/>
+  </w:num>
+  <w:num w:numId="1024">
     <w:abstractNumId w:val="99411"/>
     <w:lvlOverride w:ilvl="0">
       <w:startOverride w:val="1"/>
@@ -3127,7 +3634,7 @@
       <w:startOverride w:val="1"/>
     </w:lvlOverride>
   </w:num>
-  <w:num w:numId="1024">
+  <w:num w:numId="1025">
     <w:abstractNumId w:val="99415"/>
     <w:lvlOverride w:ilvl="0">
       <w:startOverride w:val="5"/>
@@ -3157,7 +3664,7 @@
       <w:startOverride w:val="5"/>
     </w:lvlOverride>
   </w:num>
-  <w:num w:numId="1025">
+  <w:num w:numId="1026">
     <w:abstractNumId w:val="994115"/>
     <w:lvlOverride w:ilvl="0">
       <w:startOverride w:val="15"/>
@@ -3185,6 +3692,36 @@
     </w:lvlOverride>
     <w:lvlOverride w:ilvl="8">
       <w:startOverride w:val="15"/>
+    </w:lvlOverride>
+  </w:num>
+  <w:num w:numId="1027">
+    <w:abstractNumId w:val="994124"/>
+    <w:lvlOverride w:ilvl="0">
+      <w:startOverride w:val="24"/>
+    </w:lvlOverride>
+    <w:lvlOverride w:ilvl="1">
+      <w:startOverride w:val="24"/>
+    </w:lvlOverride>
+    <w:lvlOverride w:ilvl="2">
+      <w:startOverride w:val="24"/>
+    </w:lvlOverride>
+    <w:lvlOverride w:ilvl="3">
+      <w:startOverride w:val="24"/>
+    </w:lvlOverride>
+    <w:lvlOverride w:ilvl="4">
+      <w:startOverride w:val="24"/>
+    </w:lvlOverride>
+    <w:lvlOverride w:ilvl="5">
+      <w:startOverride w:val="24"/>
+    </w:lvlOverride>
+    <w:lvlOverride w:ilvl="6">
+      <w:startOverride w:val="24"/>
+    </w:lvlOverride>
+    <w:lvlOverride w:ilvl="7">
+      <w:startOverride w:val="24"/>
+    </w:lvlOverride>
+    <w:lvlOverride w:ilvl="8">
+      <w:startOverride w:val="24"/>
     </w:lvlOverride>
   </w:num>
 </w:numbering>
